--- a/Sprint20260907-20260918/HERO-63345_20260924_150658.docx
+++ b/Sprint20260907-20260918/HERO-63345_20260924_150658.docx
@@ -4161,241 +4161,6 @@
           <w:u w:val="none"/>
         </w:rPr>
         <w:t>3. Performance meets requirements in HQ environment</w:t>
-      </w:r>
-    </w:p>
-    <w:p>
-      <w:pPr>
-        <w:spacing w:before="200" w:after="120"/>
-      </w:pPr>
-      <w:r>
-        <w:rPr>
-          <w:rFonts w:ascii="Arial" w:hAnsi="Arial" w:eastAsia="Arial" w:cs="Arial"/>
-          <w:b/>
-          <w:color w:val="000000"/>
-          <w:sz w:val="26"/>
-          <w:u w:val="single"/>
-        </w:rPr>
-        <w:t>Appendix</w:t>
-      </w:r>
-    </w:p>
-    <w:p>
-      <w:pPr>
-        <w:spacing w:before="160" w:after="80"/>
-      </w:pPr>
-      <w:r>
-        <w:rPr>
-          <w:rFonts w:ascii="Arial" w:hAnsi="Arial" w:eastAsia="Arial" w:cs="Arial"/>
-          <w:b/>
-          <w:color w:val="001EFF"/>
-          <w:sz w:val="24"/>
-          <w:u w:val="none"/>
-        </w:rPr>
-        <w:t>A1.Release Notes Reference</w:t>
-      </w:r>
-    </w:p>
-    <w:p>
-      <w:pPr>
-        <w:spacing w:before="0" w:after="80"/>
-      </w:pPr>
-      <w:r>
-        <w:rPr>
-          <w:rFonts w:ascii="Arial" w:hAnsi="Arial" w:eastAsia="Arial" w:cs="Arial"/>
-          <w:b/>
-          <w:color w:val="000000"/>
-          <w:sz w:val="20"/>
-          <w:u w:val="none"/>
-        </w:rPr>
-        <w:t>Prerequisite(s):</w:t>
-      </w:r>
-    </w:p>
-    <w:p>
-      <w:pPr>
-        <w:spacing w:before="0" w:after="40"/>
-        <w:ind w:left="1080" w:hanging="240"/>
-      </w:pPr>
-      <w:r>
-        <w:rPr>
-          <w:rFonts w:ascii="Arial" w:hAnsi="Arial" w:eastAsia="Arial" w:cs="Arial"/>
-          <w:b w:val="0"/>
-          <w:color w:val="000000"/>
-          <w:sz w:val="20"/>
-          <w:u w:val="none"/>
-        </w:rPr>
-        <w:t>1. Release notes document is available</w:t>
-      </w:r>
-    </w:p>
-    <w:p>
-      <w:pPr>
-        <w:spacing w:before="0" w:after="80"/>
-      </w:pPr>
-      <w:r>
-        <w:rPr>
-          <w:rFonts w:ascii="Arial" w:hAnsi="Arial" w:eastAsia="Arial" w:cs="Arial"/>
-          <w:b/>
-          <w:color w:val="000000"/>
-          <w:sz w:val="20"/>
-          <w:u w:val="none"/>
-        </w:rPr>
-        <w:t>Step(s):</w:t>
-      </w:r>
-    </w:p>
-    <w:p>
-      <w:pPr>
-        <w:spacing w:before="0" w:after="40"/>
-        <w:ind w:left="1080" w:hanging="240"/>
-      </w:pPr>
-      <w:r>
-        <w:rPr>
-          <w:rFonts w:ascii="Arial" w:hAnsi="Arial" w:eastAsia="Arial" w:cs="Arial"/>
-          <w:b w:val="0"/>
-          <w:color w:val="000000"/>
-          <w:sz w:val="20"/>
-          <w:u w:val="none"/>
-        </w:rPr>
-        <w:t>1. Review release notes for HERO-63345</w:t>
-      </w:r>
-    </w:p>
-    <w:p>
-      <w:pPr>
-        <w:spacing w:before="0" w:after="40"/>
-        <w:ind w:left="1080" w:hanging="240"/>
-      </w:pPr>
-      <w:r>
-        <w:rPr>
-          <w:rFonts w:ascii="Arial" w:hAnsi="Arial" w:eastAsia="Arial" w:cs="Arial"/>
-          <w:b w:val="0"/>
-          <w:color w:val="000000"/>
-          <w:sz w:val="20"/>
-          <w:u w:val="none"/>
-        </w:rPr>
-        <w:t>2. Verify all described workflows are covered in test cases</w:t>
-      </w:r>
-    </w:p>
-    <w:p>
-      <w:pPr>
-        <w:spacing w:before="0" w:after="40"/>
-        <w:ind w:left="1080" w:hanging="240"/>
-      </w:pPr>
-      <w:r>
-        <w:rPr>
-          <w:rFonts w:ascii="Arial" w:hAnsi="Arial" w:eastAsia="Arial" w:cs="Arial"/>
-          <w:b w:val="0"/>
-          <w:color w:val="000000"/>
-          <w:sz w:val="20"/>
-          <w:u w:val="none"/>
-        </w:rPr>
-        <w:t>3. Verify setup requirements are documented</w:t>
-      </w:r>
-    </w:p>
-    <w:p>
-      <w:pPr>
-        <w:spacing w:before="0" w:after="80"/>
-      </w:pPr>
-      <w:r>
-        <w:rPr>
-          <w:rFonts w:ascii="Arial" w:hAnsi="Arial" w:eastAsia="Arial" w:cs="Arial"/>
-          <w:b/>
-          <w:color w:val="000000"/>
-          <w:sz w:val="20"/>
-          <w:u w:val="none"/>
-        </w:rPr>
-        <w:t>Test Result(s):</w:t>
-      </w:r>
-    </w:p>
-    <w:p>
-      <w:pPr>
-        <w:spacing w:before="0" w:after="40"/>
-        <w:ind w:left="1080" w:hanging="240"/>
-      </w:pPr>
-      <w:r>
-        <w:rPr>
-          <w:rFonts w:ascii="Arial" w:hAnsi="Arial" w:eastAsia="Arial" w:cs="Arial"/>
-          <w:b w:val="0"/>
-          <w:color w:val="000000"/>
-          <w:sz w:val="20"/>
-          <w:u w:val="none"/>
-        </w:rPr>
-        <w:t>1. Send check workflow is fully tested</w:t>
-      </w:r>
-    </w:p>
-    <w:p>
-      <w:pPr>
-        <w:spacing w:before="0" w:after="40"/>
-        <w:ind w:left="1080" w:hanging="240"/>
-      </w:pPr>
-      <w:r>
-        <w:rPr>
-          <w:rFonts w:ascii="Arial" w:hAnsi="Arial" w:eastAsia="Arial" w:cs="Arial"/>
-          <w:b w:val="0"/>
-          <w:color w:val="000000"/>
-          <w:sz w:val="20"/>
-          <w:u w:val="none"/>
-        </w:rPr>
-        <w:t>2. Mark arrival workflow is fully tested</w:t>
-      </w:r>
-    </w:p>
-    <w:p>
-      <w:pPr>
-        <w:spacing w:before="0" w:after="40"/>
-        <w:ind w:left="1080" w:hanging="240"/>
-      </w:pPr>
-      <w:r>
-        <w:rPr>
-          <w:rFonts w:ascii="Arial" w:hAnsi="Arial" w:eastAsia="Arial" w:cs="Arial"/>
-          <w:b w:val="0"/>
-          <w:color w:val="000000"/>
-          <w:sz w:val="20"/>
-          <w:u w:val="none"/>
-        </w:rPr>
-        <w:t>3. POS client auto-attachment workflow is fully tested</w:t>
-      </w:r>
-    </w:p>
-    <w:p>
-      <w:pPr>
-        <w:spacing w:before="0" w:after="40"/>
-        <w:ind w:left="1080" w:hanging="240"/>
-      </w:pPr>
-      <w:r>
-        <w:rPr>
-          <w:rFonts w:ascii="Arial" w:hAnsi="Arial" w:eastAsia="Arial" w:cs="Arial"/>
-          <w:b w:val="0"/>
-          <w:color w:val="000000"/>
-          <w:sz w:val="20"/>
-          <w:u w:val="none"/>
-        </w:rPr>
-        <w:t>4. SVC Enquiry workflow is fully tested</w:t>
-      </w:r>
-    </w:p>
-    <w:p>
-      <w:pPr>
-        <w:spacing w:before="0" w:after="40"/>
-        <w:ind w:left="1080" w:hanging="240"/>
-      </w:pPr>
-      <w:r>
-        <w:rPr>
-          <w:rFonts w:ascii="Arial" w:hAnsi="Arial" w:eastAsia="Arial" w:cs="Arial"/>
-          <w:b w:val="0"/>
-          <w:color w:val="000000"/>
-          <w:sz w:val="20"/>
-          <w:u w:val="none"/>
-        </w:rPr>
-        <w:t>5. Error handling for all external API failures is tested</w:t>
-      </w:r>
-    </w:p>
-    <w:p>
-      <w:pPr>
-        <w:spacing w:before="0" w:after="40"/>
-        <w:ind w:left="1080" w:hanging="240"/>
-      </w:pPr>
-      <w:r>
-        <w:rPr>
-          <w:rFonts w:ascii="Arial" w:hAnsi="Arial" w:eastAsia="Arial" w:cs="Arial"/>
-          <w:b w:val="0"/>
-          <w:color w:val="000000"/>
-          <w:sz w:val="20"/>
-          <w:u w:val="none"/>
-        </w:rPr>
-        <w:t>6. Setup requirements are confirmed as "None"</w:t>
       </w:r>
     </w:p>
     <w:sectPr>
